--- a/Monographie/Monographie_PulmoCare_IA_1.docx
+++ b/Monographie/Monographie_PulmoCare_IA_1.docx
@@ -45,7 +45,6 @@
         <w:rPr>
           <w:sz w:val="22"/>
           <w:szCs w:val="22"/>
-          <w:lang w:val="en-CA"/>
         </w:rPr>
       </w:pPr>
       <w:r>
@@ -53,7 +52,6 @@
           <w:color w:val="DAA614"/>
           <w:sz w:val="22"/>
           <w:szCs w:val="22"/>
-          <w:lang w:val="en-CA"/>
         </w:rPr>
         <w:t>B.P. 4745 KINSHASA 2</w:t>
       </w:r>
@@ -61,27 +59,15 @@
         <w:rPr>
           <w:sz w:val="22"/>
           <w:szCs w:val="22"/>
-          <w:lang w:val="en-CA"/>
         </w:rPr>
         <w:br/>
-        <w:t>L2 L</w:t>
-      </w:r>
-      <w:r>
-        <w:rPr>
-          <w:sz w:val="22"/>
-          <w:szCs w:val="22"/>
-          <w:lang w:val="en-CA"/>
-        </w:rPr>
-        <w:t>MD</w:t>
+        <w:t>L2 LMD</w:t>
       </w:r>
     </w:p>
     <w:p>
       <w:pPr>
         <w:spacing w:after="400"/>
         <w:jc w:val="center"/>
-        <w:rPr>
-          <w:lang w:val="en-CA"/>
-        </w:rPr>
       </w:pPr>
       <w:r>
         <w:rPr>
@@ -218,7 +204,7 @@
                                     <pic:cNvPicPr/>
                                   </pic:nvPicPr>
                                   <pic:blipFill>
-                                    <a:blip r:embed="rId7">
+                                    <a:blip r:embed="rId8">
                                       <a:extLst>
                                         <a:ext uri="{28A0092B-C50C-407E-A947-70E740481C1C}">
                                           <a14:useLocalDpi xmlns:a14="http://schemas.microsoft.com/office/drawing/2010/main" val="0"/>
@@ -254,20 +240,8 @@
         </mc:AlternateContent>
       </w:r>
     </w:p>
-    <w:p>
-      <w:pPr>
-        <w:rPr>
-          <w:lang w:val="en-CA"/>
-        </w:rPr>
-      </w:pPr>
-    </w:p>
-    <w:p>
-      <w:pPr>
-        <w:rPr>
-          <w:lang w:val="en-CA"/>
-        </w:rPr>
-      </w:pPr>
-    </w:p>
+    <w:p/>
+    <w:p/>
     <w:p>
       <w:pPr>
         <w:spacing w:after="600"/>
@@ -278,7 +252,6 @@
           <w:color w:val="177E73"/>
           <w:sz w:val="44"/>
           <w:szCs w:val="44"/>
-          <w:lang w:val="en-CA"/>
         </w:rPr>
       </w:pPr>
     </w:p>
@@ -292,7 +265,6 @@
           <w:color w:val="177E73"/>
           <w:sz w:val="44"/>
           <w:szCs w:val="44"/>
-          <w:lang w:val="en-CA"/>
         </w:rPr>
       </w:pPr>
     </w:p>
@@ -318,7 +290,7 @@
           <w:sz w:val="22"/>
           <w:szCs w:val="22"/>
         </w:rPr>
-        <w:t>Monographie</w:t>
+        <w:t xml:space="preserve">Monographie </w:t>
       </w:r>
       <w:r>
         <w:rPr>
@@ -329,7 +301,7 @@
           <w:sz w:val="22"/>
           <w:szCs w:val="22"/>
         </w:rPr>
-        <w:t xml:space="preserve"> </w:t>
+        <w:t>P</w:t>
       </w:r>
       <w:r>
         <w:rPr>
@@ -340,8 +312,179 @@
           <w:sz w:val="22"/>
           <w:szCs w:val="22"/>
         </w:rPr>
-        <w:t>P</w:t>
-      </w:r>
+        <w:t>rojet</w:t>
+      </w:r>
+    </w:p>
+    <w:p>
+      <w:pPr>
+        <w:spacing w:after="600"/>
+        <w:jc w:val="center"/>
+      </w:pPr>
+      <w:r>
+        <w:rPr>
+          <w:b/>
+          <w:bCs/>
+          <w:i/>
+          <w:iCs/>
+          <w:sz w:val="26"/>
+          <w:szCs w:val="26"/>
+        </w:rPr>
+        <w:t xml:space="preserve">Conception et implémentation d'une plateforme intelligente d'aide au diagnostic du cancer du poumon par réseau de neurones </w:t>
+      </w:r>
+      <w:proofErr w:type="spellStart"/>
+      <w:r>
+        <w:rPr>
+          <w:b/>
+          <w:bCs/>
+          <w:i/>
+          <w:iCs/>
+          <w:sz w:val="26"/>
+          <w:szCs w:val="26"/>
+        </w:rPr>
+        <w:t>convolutif</w:t>
+      </w:r>
+      <w:proofErr w:type="spellEnd"/>
+      <w:r>
+        <w:rPr>
+          <w:b/>
+          <w:bCs/>
+          <w:i/>
+          <w:iCs/>
+          <w:sz w:val="26"/>
+          <w:szCs w:val="26"/>
+        </w:rPr>
+        <w:t xml:space="preserve"> (CNN)</w:t>
+      </w:r>
+    </w:p>
+    <w:p/>
+    <w:p/>
+    <w:p>
+      <w:pPr>
+        <w:spacing w:after="80"/>
+        <w:jc w:val="center"/>
+      </w:pPr>
+      <w:r>
+        <w:rPr>
+          <w:i/>
+          <w:iCs/>
+          <w:sz w:val="22"/>
+          <w:szCs w:val="22"/>
+        </w:rPr>
+        <w:t xml:space="preserve"> P</w:t>
+      </w:r>
+      <w:r>
+        <w:rPr>
+          <w:i/>
+          <w:iCs/>
+          <w:sz w:val="22"/>
+          <w:szCs w:val="22"/>
+        </w:rPr>
+        <w:t>ar</w:t>
+      </w:r>
+    </w:p>
+    <w:p>
+      <w:pPr>
+        <w:spacing w:after="400"/>
+        <w:jc w:val="center"/>
+      </w:pPr>
+      <w:r>
+        <w:rPr>
+          <w:b/>
+          <w:bCs/>
+          <w:sz w:val="26"/>
+          <w:szCs w:val="26"/>
+        </w:rPr>
+        <w:t xml:space="preserve">NKASHAMA MWAMBA </w:t>
+      </w:r>
+      <w:proofErr w:type="spellStart"/>
+      <w:r>
+        <w:rPr>
+          <w:b/>
+          <w:bCs/>
+          <w:sz w:val="26"/>
+          <w:szCs w:val="26"/>
+        </w:rPr>
+        <w:t>Raddaï</w:t>
+      </w:r>
+      <w:proofErr w:type="spellEnd"/>
+    </w:p>
+    <w:p/>
+    <w:p>
+      <w:pPr>
+        <w:spacing w:after="80"/>
+        <w:jc w:val="right"/>
+      </w:pPr>
+      <w:r>
+        <w:rPr>
+          <w:sz w:val="22"/>
+          <w:szCs w:val="22"/>
+        </w:rPr>
+        <w:t xml:space="preserve">Directeur : </w:t>
+      </w:r>
+      <w:r>
+        <w:rPr>
+          <w:sz w:val="22"/>
+          <w:szCs w:val="22"/>
+        </w:rPr>
+        <w:t xml:space="preserve">Assistant </w:t>
+      </w:r>
+      <w:proofErr w:type="spellStart"/>
+      <w:r>
+        <w:rPr>
+          <w:sz w:val="22"/>
+          <w:szCs w:val="22"/>
+        </w:rPr>
+        <w:t>Vacar</w:t>
+      </w:r>
+      <w:proofErr w:type="spellEnd"/>
+    </w:p>
+    <w:p/>
+    <w:p/>
+    <w:p/>
+    <w:p>
+      <w:pPr>
+        <w:jc w:val="center"/>
+      </w:pPr>
+      <w:r>
+        <w:rPr>
+          <w:b/>
+          <w:bCs/>
+        </w:rPr>
+        <w:t>Année académique 2025–2026</w:t>
+      </w:r>
+    </w:p>
+    <w:p>
+      <w:r>
+        <w:br w:type="page"/>
+      </w:r>
+    </w:p>
+    <w:p/>
+    <w:p/>
+    <w:p/>
+    <w:p/>
+    <w:p/>
+    <w:p/>
+    <w:p>
+      <w:pPr>
+        <w:spacing w:after="200"/>
+        <w:ind w:left="1727"/>
+        <w:jc w:val="right"/>
+      </w:pPr>
+      <w:r>
+        <w:rPr>
+          <w:i/>
+          <w:iCs/>
+          <w:sz w:val="26"/>
+          <w:szCs w:val="26"/>
+        </w:rPr>
+        <w:t>« Si l'intelligence était un gâteau, l'apprentissage non supervisé en serait la pâte, l'apprentissage supervisé le glaçage, et l'apprentissage par renforcement la cerise posée au sommet. »</w:t>
+      </w:r>
+    </w:p>
+    <w:p>
+      <w:pPr>
+        <w:ind w:left="1727"/>
+        <w:jc w:val="right"/>
+      </w:pPr>
       <w:r>
         <w:rPr>
           <w:b/>
@@ -351,163 +494,9 @@
           <w:sz w:val="22"/>
           <w:szCs w:val="22"/>
         </w:rPr>
-        <w:t>rojet</w:t>
-      </w:r>
-    </w:p>
-    <w:p>
-      <w:pPr>
-        <w:spacing w:after="600"/>
-        <w:jc w:val="center"/>
-      </w:pPr>
-      <w:r>
-        <w:rPr>
-          <w:b/>
-          <w:bCs/>
-          <w:i/>
-          <w:iCs/>
-          <w:sz w:val="26"/>
-          <w:szCs w:val="26"/>
-        </w:rPr>
-        <w:t xml:space="preserve">Conception et implémentation d'une plateforme intelligente d'aide au diagnostic du cancer du poumon par réseau de neurones </w:t>
-      </w:r>
-      <w:proofErr w:type="spellStart"/>
-      <w:r>
-        <w:rPr>
-          <w:b/>
-          <w:bCs/>
-          <w:i/>
-          <w:iCs/>
-          <w:sz w:val="26"/>
-          <w:szCs w:val="26"/>
-        </w:rPr>
-        <w:t>convolutif</w:t>
-      </w:r>
-      <w:proofErr w:type="spellEnd"/>
-      <w:r>
-        <w:rPr>
-          <w:b/>
-          <w:bCs/>
-          <w:i/>
-          <w:iCs/>
-          <w:sz w:val="26"/>
-          <w:szCs w:val="26"/>
-        </w:rPr>
-        <w:t xml:space="preserve"> (CNN)</w:t>
-      </w:r>
-    </w:p>
-    <w:p/>
-    <w:p/>
-    <w:p>
-      <w:pPr>
-        <w:spacing w:after="80"/>
-        <w:jc w:val="center"/>
-      </w:pPr>
-      <w:r>
-        <w:rPr>
-          <w:i/>
-          <w:iCs/>
-          <w:sz w:val="22"/>
-          <w:szCs w:val="22"/>
-        </w:rPr>
-        <w:t xml:space="preserve"> P</w:t>
-      </w:r>
-      <w:r>
-        <w:rPr>
-          <w:i/>
-          <w:iCs/>
-          <w:sz w:val="22"/>
-          <w:szCs w:val="22"/>
-        </w:rPr>
-        <w:t>ar</w:t>
-      </w:r>
-    </w:p>
-    <w:p>
-      <w:pPr>
-        <w:spacing w:after="400"/>
-        <w:jc w:val="center"/>
-      </w:pPr>
-      <w:r>
-        <w:rPr>
-          <w:b/>
-          <w:bCs/>
-          <w:sz w:val="26"/>
-          <w:szCs w:val="26"/>
-        </w:rPr>
-        <w:t xml:space="preserve">NKASHAMA MWAMBA </w:t>
-      </w:r>
-      <w:proofErr w:type="spellStart"/>
-      <w:r>
-        <w:rPr>
-          <w:b/>
-          <w:bCs/>
-          <w:sz w:val="26"/>
-          <w:szCs w:val="26"/>
-        </w:rPr>
-        <w:t>Raddaï</w:t>
-      </w:r>
-      <w:proofErr w:type="spellEnd"/>
-    </w:p>
-    <w:p/>
-    <w:p>
-      <w:pPr>
-        <w:spacing w:after="80"/>
-        <w:jc w:val="right"/>
-      </w:pPr>
-      <w:r>
-        <w:rPr>
-          <w:sz w:val="22"/>
-          <w:szCs w:val="22"/>
-        </w:rPr>
-        <w:t>Directeur : Prof. ..................................</w:t>
-      </w:r>
-    </w:p>
-    <w:p/>
-    <w:p/>
-    <w:p/>
-    <w:p>
-      <w:pPr>
-        <w:jc w:val="center"/>
-      </w:pPr>
-      <w:r>
-        <w:rPr>
-          <w:b/>
-          <w:bCs/>
-        </w:rPr>
-        <w:t>Année académique 2025–2026</w:t>
-      </w:r>
-    </w:p>
-    <w:p>
-      <w:r>
-        <w:br w:type="page"/>
-      </w:r>
-    </w:p>
-    <w:p/>
-    <w:p/>
-    <w:p/>
-    <w:p/>
-    <w:p/>
-    <w:p/>
-    <w:p>
-      <w:pPr>
-        <w:spacing w:after="200"/>
-        <w:ind w:left="1727"/>
-        <w:jc w:val="right"/>
-      </w:pPr>
-      <w:r>
-        <w:rPr>
-          <w:i/>
-          <w:iCs/>
-          <w:sz w:val="26"/>
-          <w:szCs w:val="26"/>
-        </w:rPr>
-        <w:t>« Si l'intelligence était un gâteau, l'apprentissage non supervisé en serait la pâte, l'apprentissage supervisé le glaçage, et l'apprentissage par renforcement la cerise posée au sommet. »</w:t>
-      </w:r>
-    </w:p>
-    <w:p>
-      <w:pPr>
-        <w:ind w:left="1727"/>
-        <w:jc w:val="right"/>
-      </w:pPr>
+        <w:t xml:space="preserve">— Yann </w:t>
+      </w:r>
+      <w:proofErr w:type="spellStart"/>
       <w:r>
         <w:rPr>
           <w:b/>
@@ -517,9 +506,9 @@
           <w:sz w:val="22"/>
           <w:szCs w:val="22"/>
         </w:rPr>
-        <w:t xml:space="preserve">— Yann </w:t>
-      </w:r>
-      <w:proofErr w:type="spellStart"/>
+        <w:t>LeCun</w:t>
+      </w:r>
+      <w:proofErr w:type="spellEnd"/>
       <w:r>
         <w:rPr>
           <w:b/>
@@ -529,9 +518,8 @@
           <w:sz w:val="22"/>
           <w:szCs w:val="22"/>
         </w:rPr>
-        <w:t>LeCun</w:t>
-      </w:r>
-      <w:proofErr w:type="spellEnd"/>
+        <w:t>, pionnier des résea</w:t>
+      </w:r>
       <w:r>
         <w:rPr>
           <w:b/>
@@ -541,7 +529,7 @@
           <w:sz w:val="22"/>
           <w:szCs w:val="22"/>
         </w:rPr>
-        <w:t xml:space="preserve">, pionnier des réseaux de neurones </w:t>
+        <w:t xml:space="preserve">ux de neurones </w:t>
       </w:r>
       <w:proofErr w:type="spellStart"/>
       <w:r>
@@ -565,7 +553,7 @@
           <w:sz w:val="22"/>
           <w:szCs w:val="22"/>
         </w:rPr>
-        <w:t xml:space="preserve"> (CNN)</w:t>
+        <w:t xml:space="preserve"> </w:t>
       </w:r>
     </w:p>
     <w:p>
@@ -672,49 +660,34 @@
       </w:r>
       <w:proofErr w:type="spellEnd"/>
       <w:r>
-        <w:t>, MWAMBA Bigvaï</w:t>
+        <w:t>, MWAMBA Bigvaï,</w:t>
+      </w:r>
+      <w:r>
+        <w:t xml:space="preserve"> </w:t>
+      </w:r>
+      <w:r>
+        <w:t xml:space="preserve">MWAMBA Yves et KABONGO </w:t>
+      </w:r>
+      <w:proofErr w:type="spellStart"/>
+      <w:r>
+        <w:t>Jupsi</w:t>
+      </w:r>
+      <w:proofErr w:type="spellEnd"/>
+      <w:r>
+        <w:t xml:space="preserve">, NGOYA Blandine et </w:t>
+      </w:r>
+      <w:proofErr w:type="spellStart"/>
+      <w:r>
+        <w:t>Ntumba</w:t>
+      </w:r>
+      <w:proofErr w:type="spellEnd"/>
+      <w:r>
+        <w:t xml:space="preserve"> Prisca</w:t>
       </w:r>
       <w:r>
         <w:t>,</w:t>
       </w:r>
       <w:r>
-        <w:t xml:space="preserve"> </w:t>
-      </w:r>
-      <w:r>
-        <w:t>MWAMBA</w:t>
-      </w:r>
-      <w:r>
-        <w:t xml:space="preserve"> Yves et KABONGO </w:t>
-      </w:r>
-      <w:proofErr w:type="spellStart"/>
-      <w:r>
-        <w:t>Jupsi</w:t>
-      </w:r>
-      <w:proofErr w:type="spellEnd"/>
-      <w:r>
-        <w:t xml:space="preserve">, </w:t>
-      </w:r>
-      <w:r>
-        <w:t xml:space="preserve">NGOYA </w:t>
-      </w:r>
-      <w:r>
-        <w:t xml:space="preserve">Blandine et </w:t>
-      </w:r>
-      <w:proofErr w:type="spellStart"/>
-      <w:r>
-        <w:t>Ntumba</w:t>
-      </w:r>
-      <w:proofErr w:type="spellEnd"/>
-      <w:r>
-        <w:t xml:space="preserve"> P</w:t>
-      </w:r>
-      <w:r>
-        <w:t>risca</w:t>
-      </w:r>
-      <w:r>
-        <w:t>,</w:t>
-      </w:r>
-      <w:r>
         <w:t xml:space="preserve"> pour leurs</w:t>
       </w:r>
       <w:r>
@@ -742,10 +715,7 @@
       </w:r>
       <w:proofErr w:type="spellStart"/>
       <w:r>
-        <w:t>Yedid</w:t>
-      </w:r>
-      <w:r>
-        <w:t>iah</w:t>
+        <w:t>Yedidiah</w:t>
       </w:r>
       <w:proofErr w:type="spellEnd"/>
       <w:r>
@@ -1858,7 +1828,7 @@
     <w:p>
       <w:pPr>
         <w:sectPr>
-          <w:footerReference w:type="default" r:id="rId8"/>
+          <w:footerReference w:type="default" r:id="rId9"/>
           <w:pgSz w:w="11906" w:h="16838"/>
           <w:pgMar w:top="1418" w:right="1134" w:bottom="1418" w:left="1701" w:header="708" w:footer="708" w:gutter="0"/>
           <w:pgNumType w:start="1"/>
@@ -2167,48 +2137,58 @@
         <w:pStyle w:val="Titre2"/>
         <w:spacing w:before="360" w:after="240"/>
       </w:pPr>
-      <w:r>
-        <w:t>1.4. Méthodologie adoptée</w:t>
-      </w:r>
-    </w:p>
-    <w:p>
-      <w:pPr>
-        <w:spacing w:after="200"/>
-        <w:jc w:val="both"/>
-      </w:pPr>
-      <w:r>
-        <w:lastRenderedPageBreak/>
-        <w:t xml:space="preserve">La démarche suivie a combiné plusieurs méthodes complémentaires. La méthode documentaire a permis de dégager, à partir de la littérature existante, les bonnes pratiques de conception d'un système de classification d'images médicales par apprentissage profond. La méthode expérimentale a ensuite été appliquée lors de la phase d'entraînement du modèle, à travers l'observation systématique de l'effet des choix architecturaux et des </w:t>
-      </w:r>
-      <w:proofErr w:type="spellStart"/>
-      <w:r>
-        <w:t>hyperparamètres</w:t>
-      </w:r>
-      <w:proofErr w:type="spellEnd"/>
-      <w:r>
-        <w:t xml:space="preserve"> sur les métriques de performance.</w:t>
-      </w:r>
-    </w:p>
-    <w:p>
-      <w:pPr>
-        <w:spacing w:after="200"/>
-        <w:jc w:val="both"/>
-      </w:pPr>
-      <w:r>
-        <w:t>Sur le plan technique, le travail s'est déroulé en plusieurs étapes successives : analyse du besoin médical,</w:t>
-      </w:r>
-      <w:r>
-        <w:t xml:space="preserve"> récoltes de données,</w:t>
-      </w:r>
-      <w:r>
-        <w:t xml:space="preserve"> fusion et préparation des données, conception modulaire du modèle CNN, entraînement et évaluation, développement du back-end orienté objet, développement de l'interface front-end, puis intégration et tests de bout en bout entre les trois couches applicatives.</w:t>
-      </w:r>
     </w:p>
     <w:p>
       <w:pPr>
         <w:pStyle w:val="Titre2"/>
         <w:spacing w:before="360" w:after="240"/>
       </w:pPr>
+    </w:p>
+    <w:p>
+      <w:pPr>
+        <w:pStyle w:val="Titre2"/>
+        <w:spacing w:before="360" w:after="240"/>
+      </w:pPr>
+      <w:r>
+        <w:lastRenderedPageBreak/>
+        <w:t>1.4. Méthodologie adoptée</w:t>
+      </w:r>
+    </w:p>
+    <w:p>
+      <w:pPr>
+        <w:spacing w:after="200"/>
+        <w:jc w:val="both"/>
+      </w:pPr>
+      <w:r>
+        <w:t xml:space="preserve">La démarche suivie a combiné plusieurs méthodes complémentaires. La méthode documentaire a permis de dégager, à partir de la littérature existante, les bonnes pratiques de conception d'un système de classification d'images médicales par apprentissage profond. La méthode expérimentale a ensuite été appliquée lors de la phase d'entraînement du modèle, à travers l'observation systématique de l'effet des choix architecturaux et des </w:t>
+      </w:r>
+      <w:r>
+        <w:t>hyper paramètres</w:t>
+      </w:r>
+      <w:r>
+        <w:t xml:space="preserve"> sur les métriques de performance.</w:t>
+      </w:r>
+    </w:p>
+    <w:p>
+      <w:pPr>
+        <w:spacing w:after="200"/>
+        <w:jc w:val="both"/>
+      </w:pPr>
+      <w:r>
+        <w:t>Sur le plan technique, le travail s'est déroulé en plusieurs étapes successives : analyse du besoin médical,</w:t>
+      </w:r>
+      <w:r>
+        <w:t xml:space="preserve"> récoltes de données,</w:t>
+      </w:r>
+      <w:r>
+        <w:t xml:space="preserve"> fusion et préparation des données, conception modulaire du modèle CNN, entraînement et évaluation, développement du back-end orienté objet, développement de l'interface front-end, puis intégration et tests de bout en bout entre les trois couches applicatives.</w:t>
+      </w:r>
+    </w:p>
+    <w:p>
+      <w:pPr>
+        <w:pStyle w:val="Titre2"/>
+        <w:spacing w:before="360" w:after="240"/>
+      </w:pPr>
       <w:r>
         <w:t>1.5. Structure du document</w:t>
       </w:r>
@@ -2276,7 +2256,6 @@
         <w:rPr>
           <w:color w:val="1C2B2B"/>
         </w:rPr>
-        <w:lastRenderedPageBreak/>
         <w:t>CHAPITRE 2 : CADRE THÉORIQUE ET TECHNOLOGIQUE</w:t>
       </w:r>
     </w:p>
@@ -2501,6 +2480,7 @@
           <w:sz w:val="26"/>
           <w:szCs w:val="26"/>
         </w:rPr>
+        <w:lastRenderedPageBreak/>
         <w:t>2.1.4. Programmation orientée objet (POO)</w:t>
       </w:r>
     </w:p>
@@ -2510,7 +2490,6 @@
         <w:jc w:val="both"/>
       </w:pPr>
       <w:r>
-        <w:lastRenderedPageBreak/>
         <w:t xml:space="preserve">La programmation orientée objet est un paradigme de programmation structurant le code autour d'entités appelées classes, encapsulant à la fois des données (attributs) et des comportements (méthodes). Ce paradigme favorise la réutilisabilité, la maintenabilité et la clarté du code, par opposition à une programmation procédurale linéaire. Le back-end de </w:t>
       </w:r>
       <w:proofErr w:type="spellStart"/>
@@ -2730,7 +2709,11 @@
       </w:r>
       <w:proofErr w:type="spellEnd"/>
       <w:r>
-        <w:t xml:space="preserve"> fournit les métriques d'évaluation (précision, rappel, F1-score, aire sous la courbe ROC) ainsi que le calcul automatique des poids de classes destinés à compenser le déséquilibre du jeu de données.</w:t>
+        <w:t xml:space="preserve"> fournit les métriques d'évaluation </w:t>
+      </w:r>
+      <w:r>
+        <w:lastRenderedPageBreak/>
+        <w:t>(précision, rappel, F1-score, aire sous la courbe ROC) ainsi que le calcul automatique des poids de classes destinés à compenser le déséquilibre du jeu de données.</w:t>
       </w:r>
     </w:p>
     <w:p>
@@ -2743,7 +2726,6 @@
           <w:sz w:val="26"/>
           <w:szCs w:val="26"/>
         </w:rPr>
-        <w:lastRenderedPageBreak/>
         <w:t xml:space="preserve">2.2.2. </w:t>
       </w:r>
       <w:proofErr w:type="spellStart"/>
@@ -2918,7 +2900,6 @@
         <w:rPr>
           <w:color w:val="1C2B2B"/>
         </w:rPr>
-        <w:lastRenderedPageBreak/>
         <w:t>CHAPITRE 3 : RÉALISATION DU PROJET</w:t>
       </w:r>
     </w:p>
@@ -3156,11 +3137,11 @@
       </w:r>
       <w:proofErr w:type="spellEnd"/>
       <w:r>
-        <w:t xml:space="preserve"> IA repose sur une architecture à trois niveaux. Le premier niveau, front-end, est constitué des pages HTML/CSS/JavaScript consommées par le navigateur du médecin. Le deuxième niveau, back-end, est développé en PHP orienté objet et assure l'authentification, la validation, la persistance en base de données et l'orchestration des appels vers le module d'intelligence artificielle. Le troisième niveau, service d'intelligence artificielle, </w:t>
+        <w:t xml:space="preserve"> IA repose sur une architecture à trois niveaux. Le premier niveau, front-end, est constitué des pages HTML/CSS/JavaScript consommées par le navigateur du médecin. Le deuxième niveau, back-end, est développé en PHP orienté objet et assure </w:t>
       </w:r>
       <w:r>
         <w:lastRenderedPageBreak/>
-        <w:t xml:space="preserve">est un </w:t>
+        <w:t xml:space="preserve">l'authentification, la validation, la persistance en base de données et l'orchestration des appels vers le module d'intelligence artificielle. Le troisième niveau, service d'intelligence artificielle, est un </w:t>
       </w:r>
       <w:proofErr w:type="spellStart"/>
       <w:r>
@@ -3296,7 +3277,11 @@
         <w:jc w:val="both"/>
       </w:pPr>
       <w:r>
-        <w:t>Chaque image est redimensionnée à 224 par 224 pixels avec conservation du rapport d'aspect par remplissage, normalisée dans l'intervalle 0 à 1, puis, lors de la phase de prédiction, soumise à une amélioration de contraste par égalisation adaptative d'histogramme (CLAHE) et à une réduction du bruit par filtre gaussien, ces deux dernières opérations étant particulièrement adaptées à l'imagerie médicale de type CT Scan.</w:t>
+        <w:t xml:space="preserve">Chaque image est redimensionnée à 224 par 224 pixels avec conservation du rapport d'aspect par remplissage, normalisée dans l'intervalle 0 à 1, puis, lors de la phase de prédiction, soumise à une amélioration de contraste par égalisation adaptative d'histogramme (CLAHE) et à une </w:t>
+      </w:r>
+      <w:r>
+        <w:lastRenderedPageBreak/>
+        <w:t>réduction du bruit par filtre gaussien, ces deux dernières opérations étant particulièrement adaptées à l'imagerie médicale de type CT Scan.</w:t>
       </w:r>
     </w:p>
     <w:p>
@@ -3309,7 +3294,6 @@
           <w:sz w:val="26"/>
           <w:szCs w:val="26"/>
         </w:rPr>
-        <w:lastRenderedPageBreak/>
         <w:t>3.3.3. Conception modulaire de l'architecture CNN</w:t>
       </w:r>
     </w:p>
@@ -3513,6 +3497,10 @@
         <w:pStyle w:val="Titre2"/>
         <w:spacing w:before="360" w:after="240"/>
       </w:pPr>
+      <w:r>
+        <w:lastRenderedPageBreak/>
+        <w:br/>
+      </w:r>
       <w:r>
         <w:t>3.4. Résultats obtenus</w:t>
       </w:r>
@@ -3622,7 +3610,10 @@
           </w:tcPr>
           <w:p>
             <w:r>
-              <w:t>Sensibilité — classe maligne</w:t>
+              <w:t xml:space="preserve">Sensibilité </w:t>
+            </w:r>
+            <w:r>
+              <w:t xml:space="preserve"> classe maligne</w:t>
             </w:r>
           </w:p>
         </w:tc>
@@ -3644,7 +3635,10 @@
           </w:tcPr>
           <w:p>
             <w:r>
-              <w:t>Spécificité — classe maligne</w:t>
+              <w:t xml:space="preserve">Spécificité </w:t>
+            </w:r>
+            <w:r>
+              <w:t xml:space="preserve"> classe maligne</w:t>
             </w:r>
           </w:p>
         </w:tc>
@@ -3666,7 +3660,10 @@
           </w:tcPr>
           <w:p>
             <w:r>
-              <w:t>Précision — classe maligne</w:t>
+              <w:t xml:space="preserve">Précision </w:t>
+            </w:r>
+            <w:r>
+              <w:t>classe maligne</w:t>
             </w:r>
           </w:p>
         </w:tc>
@@ -3798,36 +3795,7 @@
       <w:pPr>
         <w:pStyle w:val="Titre1"/>
         <w:spacing w:before="360"/>
-        <w:rPr>
-          <w:color w:val="1C2B2B"/>
-        </w:rPr>
-      </w:pPr>
-    </w:p>
-    <w:p>
-      <w:pPr>
-        <w:pStyle w:val="Titre1"/>
-        <w:spacing w:before="360"/>
-        <w:rPr>
-          <w:color w:val="1C2B2B"/>
-        </w:rPr>
-      </w:pPr>
-    </w:p>
-    <w:p>
-      <w:pPr>
-        <w:pStyle w:val="Titre1"/>
-        <w:spacing w:before="360"/>
-        <w:rPr>
-          <w:color w:val="1C2B2B"/>
-        </w:rPr>
-      </w:pPr>
-    </w:p>
-    <w:p>
-      <w:pPr>
-        <w:pStyle w:val="Titre1"/>
-        <w:spacing w:before="360"/>
-      </w:pPr>
-      <w:bookmarkStart w:id="0" w:name="_GoBack"/>
-      <w:bookmarkEnd w:id="0"/>
+      </w:pPr>
       <w:r>
         <w:rPr>
           <w:color w:val="1C2B2B"/>
@@ -4107,11 +4075,111 @@
       <w:pPr>
         <w:pStyle w:val="Titre1"/>
         <w:spacing w:before="360"/>
-      </w:pPr>
-      <w:r>
         <w:rPr>
           <w:color w:val="1C2B2B"/>
         </w:rPr>
+      </w:pPr>
+    </w:p>
+    <w:p>
+      <w:pPr>
+        <w:pStyle w:val="Titre1"/>
+        <w:spacing w:before="360"/>
+        <w:rPr>
+          <w:color w:val="1C2B2B"/>
+        </w:rPr>
+      </w:pPr>
+    </w:p>
+    <w:p>
+      <w:pPr>
+        <w:pStyle w:val="Titre1"/>
+        <w:spacing w:before="360"/>
+        <w:rPr>
+          <w:color w:val="1C2B2B"/>
+        </w:rPr>
+      </w:pPr>
+    </w:p>
+    <w:p>
+      <w:pPr>
+        <w:pStyle w:val="Titre1"/>
+        <w:spacing w:before="360"/>
+        <w:rPr>
+          <w:color w:val="1C2B2B"/>
+        </w:rPr>
+      </w:pPr>
+    </w:p>
+    <w:p>
+      <w:pPr>
+        <w:pStyle w:val="Titre1"/>
+        <w:spacing w:before="360"/>
+        <w:rPr>
+          <w:color w:val="1C2B2B"/>
+        </w:rPr>
+      </w:pPr>
+    </w:p>
+    <w:p>
+      <w:pPr>
+        <w:pStyle w:val="Titre1"/>
+        <w:spacing w:before="360"/>
+        <w:rPr>
+          <w:color w:val="1C2B2B"/>
+        </w:rPr>
+      </w:pPr>
+    </w:p>
+    <w:p>
+      <w:pPr>
+        <w:pStyle w:val="Titre1"/>
+        <w:spacing w:before="360"/>
+        <w:rPr>
+          <w:color w:val="1C2B2B"/>
+        </w:rPr>
+      </w:pPr>
+    </w:p>
+    <w:p>
+      <w:pPr>
+        <w:pStyle w:val="Titre1"/>
+        <w:spacing w:before="360"/>
+        <w:rPr>
+          <w:color w:val="1C2B2B"/>
+        </w:rPr>
+      </w:pPr>
+    </w:p>
+    <w:p>
+      <w:pPr>
+        <w:pStyle w:val="Titre1"/>
+        <w:spacing w:before="360"/>
+        <w:rPr>
+          <w:color w:val="1C2B2B"/>
+        </w:rPr>
+      </w:pPr>
+    </w:p>
+    <w:p>
+      <w:pPr>
+        <w:pStyle w:val="Titre1"/>
+        <w:spacing w:before="360"/>
+        <w:rPr>
+          <w:color w:val="1C2B2B"/>
+        </w:rPr>
+      </w:pPr>
+    </w:p>
+    <w:p>
+      <w:pPr>
+        <w:pStyle w:val="Titre1"/>
+        <w:spacing w:before="360"/>
+        <w:rPr>
+          <w:color w:val="1C2B2B"/>
+        </w:rPr>
+      </w:pPr>
+    </w:p>
+    <w:p>
+      <w:pPr>
+        <w:pStyle w:val="Titre1"/>
+        <w:spacing w:before="360"/>
+      </w:pPr>
+      <w:r>
+        <w:rPr>
+          <w:color w:val="1C2B2B"/>
+        </w:rPr>
+        <w:lastRenderedPageBreak/>
         <w:t>CHAPITRE 5 : CONCLUSION GÉNÉRALE</w:t>
       </w:r>
     </w:p>
@@ -4140,11 +4208,9 @@
       <w:r>
         <w:t xml:space="preserve"> IA, une plateforme d'aide au diagnostic du cancer </w:t>
       </w:r>
-      <w:proofErr w:type="gramStart"/>
-      <w:r>
-        <w:t>du poumon destinée</w:t>
-      </w:r>
-      <w:proofErr w:type="gramEnd"/>
+      <w:r>
+        <w:t>du poumon destiné</w:t>
+      </w:r>
       <w:r>
         <w:t xml:space="preserve"> aux professionnels de santé. Le travail a consisté à fusionner deux jeux de données complémentaires pour disposer des trois classes cliniques nécessaires, à concevoir une architecture CNN modulaire et paramétrable inspirée d'une logique de programmation par blocs de configuration, à entraîner ce modèle en tenant compte du déséquilibre des classes, puis à l'intégrer dans une application web structurée selon un back-end orienté objet en PHP et un service d'intelligence artificielle exposé en Python via </w:t>
       </w:r>
@@ -4195,7 +4261,6 @@
         <w:spacing w:before="360" w:after="240"/>
       </w:pPr>
       <w:r>
-        <w:lastRenderedPageBreak/>
         <w:t>5.3. Perspectives</w:t>
       </w:r>
     </w:p>
@@ -4246,7 +4311,11 @@
       </w:r>
       <w:proofErr w:type="spellEnd"/>
       <w:r>
-        <w:t xml:space="preserve"> une photographie quelconque, qui n'est pas une image de scanner thoracique, le système l'analyse tout de même et produit une classification, faute d'avoir été conçu pour ce type de vérification. Une perspective majeure consiste donc à implémenter un module de validation préalable capable de détecter qu'une image soumise n'est pas une image médicale CT Scan pulmonaire, et de rejeter une telle image avant toute tentativ</w:t>
+        <w:t xml:space="preserve"> une photographie quelconque, qui n'est pas une image de scanner thoracique, le système l'analyse tout de même et produit une classification, faute d'avoir été conçu pour ce type de vérification. Une perspective majeure consiste donc à implémenter un module de validation préalable </w:t>
+      </w:r>
+      <w:r>
+        <w:lastRenderedPageBreak/>
+        <w:t>capable de détecter qu'une image soumise n'est pas une image médicale CT Scan pulmonaire, et de rejeter une telle image avant toute tentativ</w:t>
       </w:r>
       <w:r>
         <w:t>e de classification cancéreuse.</w:t>
@@ -4338,23 +4407,6 @@
     </w:p>
     <w:p>
       <w:pPr>
-        <w:spacing w:after="200"/>
-        <w:jc w:val="both"/>
-      </w:pPr>
-      <w:r>
-        <w:t xml:space="preserve">QUIVY, R. et VAN CAMPENHOUDT, L., Manuel de recherche en sciences sociales, 4e éd., Paris, </w:t>
-      </w:r>
-      <w:proofErr w:type="spellStart"/>
-      <w:r>
-        <w:t>Dunod</w:t>
-      </w:r>
-      <w:proofErr w:type="spellEnd"/>
-      <w:r>
-        <w:t>, 2011, 262 p.</w:t>
-      </w:r>
-    </w:p>
-    <w:p>
-      <w:pPr>
         <w:pStyle w:val="Titre2"/>
         <w:spacing w:before="360" w:after="240"/>
       </w:pPr>
@@ -4374,22 +4426,132 @@
         <w:rPr>
           <w:lang w:val="en-CA"/>
         </w:rPr>
+        <w:t xml:space="preserve">GOODFELLOW, I., BENGIO, Y. </w:t>
+      </w:r>
+      <w:proofErr w:type="gramStart"/>
+      <w:r>
+        <w:rPr>
+          <w:lang w:val="en-CA"/>
+        </w:rPr>
+        <w:t>et</w:t>
+      </w:r>
+      <w:proofErr w:type="gramEnd"/>
+      <w:r>
+        <w:rPr>
+          <w:lang w:val="en-CA"/>
+        </w:rPr>
+        <w:t xml:space="preserve"> COURVILLE, A., Deep Learning, Cambridge, MIT Press, 2016, 800 p.</w:t>
+      </w:r>
+    </w:p>
+    <w:p>
+      <w:pPr>
+        <w:spacing w:after="200"/>
+        <w:jc w:val="both"/>
+        <w:rPr>
+          <w:lang w:val="en-CA"/>
+        </w:rPr>
+      </w:pPr>
+      <w:r>
+        <w:rPr>
+          <w:lang w:val="en-CA"/>
+        </w:rPr>
+        <w:t xml:space="preserve">CHOLLET, F., Deep Learning with Python, 2e </w:t>
+      </w:r>
+      <w:proofErr w:type="spellStart"/>
+      <w:proofErr w:type="gramStart"/>
+      <w:r>
+        <w:rPr>
+          <w:lang w:val="en-CA"/>
+        </w:rPr>
+        <w:t>éd</w:t>
+      </w:r>
+      <w:proofErr w:type="spellEnd"/>
+      <w:r>
+        <w:rPr>
+          <w:lang w:val="en-CA"/>
+        </w:rPr>
+        <w:t>.,</w:t>
+      </w:r>
+      <w:proofErr w:type="gramEnd"/>
+      <w:r>
+        <w:rPr>
+          <w:lang w:val="en-CA"/>
+        </w:rPr>
+        <w:t xml:space="preserve"> Shelter Island, Manning Publications, 2021, 504 p.</w:t>
+      </w:r>
+    </w:p>
+    <w:p>
+      <w:pPr>
+        <w:spacing w:after="200"/>
+        <w:jc w:val="both"/>
+        <w:rPr>
+          <w:lang w:val="en-CA"/>
+        </w:rPr>
+      </w:pPr>
+      <w:r>
+        <w:rPr>
+          <w:lang w:val="en-CA"/>
+        </w:rPr>
+        <w:t>KRIZHEVSKY, A., SUTSKEVER, I. et HINTON, G., « ImageNet Classification with Deep Convolutional Neural Networks », in Advances in Neural Information Processing Systems, vol. 25, 2012, pp. 1097–1105.</w:t>
+      </w:r>
+    </w:p>
+    <w:p>
+      <w:pPr>
+        <w:spacing w:after="200"/>
+        <w:jc w:val="both"/>
+        <w:rPr>
+          <w:lang w:val="en-CA"/>
+        </w:rPr>
+      </w:pPr>
+      <w:r>
+        <w:rPr>
+          <w:lang w:val="en-CA"/>
+        </w:rPr>
+        <w:t>SELVARAJU, R. R., COGSWELL, M., DAS, A., VEDANTAM, R., PARIKH, D. et BATRA, D., « Grad-</w:t>
+      </w:r>
+      <w:proofErr w:type="gramStart"/>
+      <w:r>
+        <w:rPr>
+          <w:lang w:val="en-CA"/>
+        </w:rPr>
+        <w:t>CAM :</w:t>
+      </w:r>
+      <w:proofErr w:type="gramEnd"/>
+      <w:r>
+        <w:rPr>
+          <w:lang w:val="en-CA"/>
+        </w:rPr>
+        <w:t xml:space="preserve"> Visual Explanations from Deep Networks via Gradient-based Localization », in Proceedings of the IEEE International Conference on Computer Vision (ICCV), 2017, pp. 618–626.</w:t>
+      </w:r>
+    </w:p>
+    <w:p>
+      <w:pPr>
+        <w:spacing w:after="200"/>
+        <w:jc w:val="both"/>
+        <w:rPr>
+          <w:lang w:val="en-CA"/>
+        </w:rPr>
+      </w:pPr>
+      <w:r>
+        <w:rPr>
+          <w:lang w:val="en-CA"/>
+        </w:rPr>
         <w:lastRenderedPageBreak/>
-        <w:t xml:space="preserve">GOODFELLOW, I., BENGIO, Y. </w:t>
+        <w:t xml:space="preserve">IOFFE, S. et SZEGEDY, C., « Batch </w:t>
       </w:r>
       <w:proofErr w:type="gramStart"/>
       <w:r>
         <w:rPr>
           <w:lang w:val="en-CA"/>
         </w:rPr>
-        <w:t>et</w:t>
+        <w:t>Normalization :</w:t>
       </w:r>
       <w:proofErr w:type="gramEnd"/>
       <w:r>
         <w:rPr>
           <w:lang w:val="en-CA"/>
         </w:rPr>
-        <w:t xml:space="preserve"> COURVILLE, A., Deep Learning, Cambridge, MIT Press, 2016, 800 p.</w:t>
+        <w:t xml:space="preserve"> Accelerating Deep Network Training by Reducing Internal Covariate Shift », in Proceedings of the 32nd International Conference on Machine Learning, 2015, pp. 448–456.</w:t>
       </w:r>
     </w:p>
     <w:p>
@@ -4404,218 +4566,21 @@
         <w:rPr>
           <w:lang w:val="en-CA"/>
         </w:rPr>
-        <w:t xml:space="preserve">CHOLLET, F., Deep Learning with Python, 2e </w:t>
-      </w:r>
-      <w:proofErr w:type="spellStart"/>
+        <w:t xml:space="preserve">SRIVASTAVA, N., HINTON, G., KRIZHEVSKY, A., SUTSKEVER, I. et SALAKHUTDINOV, R., « </w:t>
+      </w:r>
       <w:proofErr w:type="gramStart"/>
       <w:r>
         <w:rPr>
           <w:lang w:val="en-CA"/>
         </w:rPr>
-        <w:t>éd</w:t>
-      </w:r>
-      <w:proofErr w:type="spellEnd"/>
+        <w:t>Dropout :</w:t>
+      </w:r>
+      <w:proofErr w:type="gramEnd"/>
       <w:r>
         <w:rPr>
           <w:lang w:val="en-CA"/>
         </w:rPr>
-        <w:t>.,</w:t>
-      </w:r>
-      <w:proofErr w:type="gramEnd"/>
-      <w:r>
-        <w:rPr>
-          <w:lang w:val="en-CA"/>
-        </w:rPr>
-        <w:t xml:space="preserve"> Shelter Island, Manning Publications, 2021, 504 p.</w:t>
-      </w:r>
-    </w:p>
-    <w:p>
-      <w:pPr>
-        <w:spacing w:after="200"/>
-        <w:jc w:val="both"/>
-        <w:rPr>
-          <w:lang w:val="en-CA"/>
-        </w:rPr>
-      </w:pPr>
-      <w:r>
-        <w:rPr>
-          <w:lang w:val="en-CA"/>
-        </w:rPr>
-        <w:t xml:space="preserve">LECUN, Y., BENGIO, Y. </w:t>
-      </w:r>
-      <w:proofErr w:type="gramStart"/>
-      <w:r>
-        <w:rPr>
-          <w:lang w:val="en-CA"/>
-        </w:rPr>
-        <w:t>et</w:t>
-      </w:r>
-      <w:proofErr w:type="gramEnd"/>
-      <w:r>
-        <w:rPr>
-          <w:lang w:val="en-CA"/>
-        </w:rPr>
-        <w:t xml:space="preserve"> HINTON, G., « Deep Learning », in Nature, vol. 521, </w:t>
-      </w:r>
-      <w:proofErr w:type="spellStart"/>
-      <w:r>
-        <w:rPr>
-          <w:lang w:val="en-CA"/>
-        </w:rPr>
-        <w:t>mai</w:t>
-      </w:r>
-      <w:proofErr w:type="spellEnd"/>
-      <w:r>
-        <w:rPr>
-          <w:lang w:val="en-CA"/>
-        </w:rPr>
-        <w:t xml:space="preserve"> 2015, pp. 436–444.</w:t>
-      </w:r>
-    </w:p>
-    <w:p>
-      <w:pPr>
-        <w:spacing w:after="200"/>
-        <w:jc w:val="both"/>
-        <w:rPr>
-          <w:lang w:val="en-CA"/>
-        </w:rPr>
-      </w:pPr>
-      <w:r>
-        <w:rPr>
-          <w:lang w:val="en-CA"/>
-        </w:rPr>
-        <w:t>KRIZHEVSKY, A., SUTSKEVER, I. et HINTON, G., « ImageNet Classification with Deep Convolutional Neural Networks », in Advances in Neural Information Processing Systems, vol. 25, 2012, pp. 1097–1105.</w:t>
-      </w:r>
-    </w:p>
-    <w:p>
-      <w:pPr>
-        <w:spacing w:after="200"/>
-        <w:jc w:val="both"/>
-        <w:rPr>
-          <w:lang w:val="en-CA"/>
-        </w:rPr>
-      </w:pPr>
-      <w:r>
-        <w:rPr>
-          <w:lang w:val="en-CA"/>
-        </w:rPr>
-        <w:t>SELVARAJU, R. R., COGSWELL, M., DAS, A., VEDANTAM, R., PARIKH, D. et BATRA, D., « Grad-</w:t>
-      </w:r>
-      <w:proofErr w:type="gramStart"/>
-      <w:r>
-        <w:rPr>
-          <w:lang w:val="en-CA"/>
-        </w:rPr>
-        <w:t>CAM :</w:t>
-      </w:r>
-      <w:proofErr w:type="gramEnd"/>
-      <w:r>
-        <w:rPr>
-          <w:lang w:val="en-CA"/>
-        </w:rPr>
-        <w:t xml:space="preserve"> Visual Explanations from Deep Networks via Gradient-based Localization », in Proceedings of the IEEE International Conference on Computer Vision (ICCV), 2017, pp. 618–626.</w:t>
-      </w:r>
-    </w:p>
-    <w:p>
-      <w:pPr>
-        <w:spacing w:after="200"/>
-        <w:jc w:val="both"/>
-        <w:rPr>
-          <w:lang w:val="en-CA"/>
-        </w:rPr>
-      </w:pPr>
-      <w:r>
-        <w:rPr>
-          <w:lang w:val="en-CA"/>
-        </w:rPr>
-        <w:t xml:space="preserve">IOFFE, S. et SZEGEDY, C., « Batch </w:t>
-      </w:r>
-      <w:proofErr w:type="gramStart"/>
-      <w:r>
-        <w:rPr>
-          <w:lang w:val="en-CA"/>
-        </w:rPr>
-        <w:t>Normalization :</w:t>
-      </w:r>
-      <w:proofErr w:type="gramEnd"/>
-      <w:r>
-        <w:rPr>
-          <w:lang w:val="en-CA"/>
-        </w:rPr>
-        <w:t xml:space="preserve"> Accelerating Deep Network Training by Reducing Internal Covariate Shift », in Proceedings of the 32nd International Conference on Machine Learning, 2015, pp. 448–456.</w:t>
-      </w:r>
-    </w:p>
-    <w:p>
-      <w:pPr>
-        <w:spacing w:after="200"/>
-        <w:jc w:val="both"/>
-        <w:rPr>
-          <w:lang w:val="en-CA"/>
-        </w:rPr>
-      </w:pPr>
-      <w:r>
-        <w:rPr>
-          <w:lang w:val="en-CA"/>
-        </w:rPr>
-        <w:t xml:space="preserve">SRIVASTAVA, N., HINTON, G., KRIZHEVSKY, A., SUTSKEVER, I. et SALAKHUTDINOV, R., « </w:t>
-      </w:r>
-      <w:proofErr w:type="gramStart"/>
-      <w:r>
-        <w:rPr>
-          <w:lang w:val="en-CA"/>
-        </w:rPr>
-        <w:t>Dropout :</w:t>
-      </w:r>
-      <w:proofErr w:type="gramEnd"/>
-      <w:r>
-        <w:rPr>
-          <w:lang w:val="en-CA"/>
-        </w:rPr>
         <w:t xml:space="preserve"> A Simple Way to Prevent Neural Networks from Overfitting », in Journal of Machine Learning Research, vol. 15, 2014, pp. 1929–1958.</w:t>
-      </w:r>
-    </w:p>
-    <w:p>
-      <w:pPr>
-        <w:spacing w:after="200"/>
-        <w:jc w:val="both"/>
-        <w:rPr>
-          <w:lang w:val="en-CA"/>
-        </w:rPr>
-      </w:pPr>
-      <w:r>
-        <w:rPr>
-          <w:lang w:val="en-CA"/>
-        </w:rPr>
-        <w:t xml:space="preserve">KINGMA, D. P. et BA, J., « </w:t>
-      </w:r>
-      <w:proofErr w:type="gramStart"/>
-      <w:r>
-        <w:rPr>
-          <w:lang w:val="en-CA"/>
-        </w:rPr>
-        <w:t>Adam :</w:t>
-      </w:r>
-      <w:proofErr w:type="gramEnd"/>
-      <w:r>
-        <w:rPr>
-          <w:lang w:val="en-CA"/>
-        </w:rPr>
-        <w:t xml:space="preserve"> A Method for Stochastic Optimization », in Proceedings of the 3rd International Conference on Learning Representations (ICLR), 2015, 15 p.</w:t>
-      </w:r>
-    </w:p>
-    <w:p>
-      <w:pPr>
-        <w:spacing w:after="200"/>
-        <w:jc w:val="both"/>
-        <w:rPr>
-          <w:lang w:val="en-CA"/>
-        </w:rPr>
-      </w:pPr>
-      <w:r>
-        <w:rPr>
-          <w:lang w:val="en-CA"/>
-        </w:rPr>
-        <w:t>FAWCETT, T., « An Introduction to ROC Analysis », in Pattern Recognition Letters, vol. 27, n° 8, 2006, pp. 861–874.</w:t>
       </w:r>
     </w:p>
     <w:p>
@@ -4727,7 +4692,6 @@
         <w:rPr>
           <w:lang w:val="en-CA"/>
         </w:rPr>
-        <w:lastRenderedPageBreak/>
         <w:t>ZUIDERVELD, K., « Contrast Limited Adaptive Histogram Equalization », in HECKBERT, P. (dir.), Graphics Gems IV, San Diego, Academic Press, 1994, pp. 474–485.</w:t>
       </w:r>
     </w:p>
@@ -4889,7 +4853,14 @@
         <w:pStyle w:val="Titre2"/>
         <w:spacing w:before="360" w:after="240"/>
       </w:pPr>
-      <w:r>
+    </w:p>
+    <w:p>
+      <w:pPr>
+        <w:pStyle w:val="Titre2"/>
+        <w:spacing w:before="360" w:after="240"/>
+      </w:pPr>
+      <w:r>
+        <w:lastRenderedPageBreak/>
         <w:t>Webographie</w:t>
       </w:r>
     </w:p>
@@ -4967,15 +4938,6 @@
         <w:jc w:val="both"/>
       </w:pPr>
       <w:r>
-        <w:t>SCIKIT-LEARN, « User Guide », https://scikit-learn.org/stable/user_guide.html, consulté le 10 juillet 2026.</w:t>
-      </w:r>
-    </w:p>
-    <w:p>
-      <w:pPr>
-        <w:spacing w:after="200"/>
-        <w:jc w:val="both"/>
-      </w:pPr>
-      <w:r>
         <w:t xml:space="preserve">OPENCV, « </w:t>
       </w:r>
       <w:proofErr w:type="spellStart"/>
@@ -5001,7 +4963,6 @@
         <w:jc w:val="both"/>
       </w:pPr>
       <w:r>
-        <w:lastRenderedPageBreak/>
         <w:t xml:space="preserve">KAGGLE, « The IQ-OTH/NCCD Lung Cancer </w:t>
       </w:r>
       <w:proofErr w:type="spellStart"/>
@@ -5029,23 +4990,6 @@
       </w:pPr>
       <w:r>
         <w:t>CHART.JS, « Documentation officielle », https://www.chartjs.org/docs, consulté le 10 juillet 2026.</w:t>
-      </w:r>
-    </w:p>
-    <w:p>
-      <w:pPr>
-        <w:spacing w:after="200"/>
-        <w:jc w:val="both"/>
-      </w:pPr>
-      <w:r>
-        <w:t xml:space="preserve">MOZILLA DEVELOPER NETWORK (MDN), « Web APIs — </w:t>
-      </w:r>
-      <w:proofErr w:type="spellStart"/>
-      <w:r>
-        <w:t>FileReader</w:t>
-      </w:r>
-      <w:proofErr w:type="spellEnd"/>
-      <w:r>
-        <w:t xml:space="preserve"> », https://developer.mozilla.org/fr/docs/Web/API/FileReader, consulté le 10 juillet 2026.</w:t>
       </w:r>
     </w:p>
     <w:p>
@@ -5122,71 +5066,6 @@
         <w:pStyle w:val="Titre2"/>
         <w:spacing w:before="360" w:after="240"/>
       </w:pPr>
-      <w:r>
-        <w:t>Annexe 2 : Captures d'écran des interfaces utilisateur</w:t>
-      </w:r>
-    </w:p>
-    <w:p>
-      <w:pPr>
-        <w:spacing w:after="200"/>
-        <w:jc w:val="both"/>
-      </w:pPr>
-      <w:r>
-        <w:t>[Emplacement réservé — Capture d'écran 1 : Page de connexion]</w:t>
-      </w:r>
-    </w:p>
-    <w:p>
-      <w:pPr>
-        <w:spacing w:after="200"/>
-        <w:jc w:val="both"/>
-      </w:pPr>
-      <w:r>
-        <w:t>[Emplacement réservé — Capture d'écran 2 : Tableau de bord médecin]</w:t>
-      </w:r>
-    </w:p>
-    <w:p>
-      <w:pPr>
-        <w:spacing w:after="200"/>
-        <w:jc w:val="both"/>
-      </w:pPr>
-      <w:r>
-        <w:t>[Emplacement réservé — Capture d'écran 3 : Formulaire de nouvelle analyse CT Scan]</w:t>
-      </w:r>
-    </w:p>
-    <w:p>
-      <w:pPr>
-        <w:spacing w:after="200"/>
-        <w:jc w:val="both"/>
-      </w:pPr>
-      <w:r>
-        <w:t>[Emplacement réservé — Capture d'écran 4 : Résultat de diagnostic avec score de confiance]</w:t>
-      </w:r>
-    </w:p>
-    <w:p>
-      <w:pPr>
-        <w:spacing w:after="200"/>
-        <w:jc w:val="both"/>
-      </w:pPr>
-      <w:r>
-        <w:t xml:space="preserve">[Emplacement réservé — Capture d'écran 5 : Visualisation </w:t>
-      </w:r>
-      <w:proofErr w:type="spellStart"/>
-      <w:r>
-        <w:t>Grad</w:t>
-      </w:r>
-      <w:proofErr w:type="spellEnd"/>
-      <w:r>
-        <w:t>-CAM]</w:t>
-      </w:r>
-    </w:p>
-    <w:p>
-      <w:pPr>
-        <w:spacing w:after="200"/>
-        <w:jc w:val="both"/>
-      </w:pPr>
-      <w:r>
-        <w:t>[Emplacement réservé — Capture d'écran 6 : Historique et recherche des analyses]</w:t>
-      </w:r>
     </w:p>
     <w:p>
       <w:pPr>
@@ -5194,6 +5073,68 @@
         <w:spacing w:before="360" w:after="240"/>
       </w:pPr>
       <w:r>
+        <w:lastRenderedPageBreak/>
+        <w:t>Annexe 2 : Captures d'écran des interfaces utilisateur</w:t>
+      </w:r>
+    </w:p>
+    <w:p>
+      <w:pPr>
+        <w:pStyle w:val="Titre2"/>
+        <w:spacing w:before="360" w:after="240"/>
+      </w:pPr>
+      <w:r>
+        <w:rPr>
+          <w:noProof/>
+        </w:rPr>
+        <w:drawing>
+          <wp:inline distT="0" distB="0" distL="0" distR="0">
+            <wp:extent cx="5760085" cy="3238500"/>
+            <wp:effectExtent l="0" t="0" r="0" b="0"/>
+            <wp:docPr id="5" name="Image 5"/>
+            <wp:cNvGraphicFramePr>
+              <a:graphicFrameLocks xmlns:a="http://schemas.openxmlformats.org/drawingml/2006/main" noChangeAspect="1"/>
+            </wp:cNvGraphicFramePr>
+            <a:graphic xmlns:a="http://schemas.openxmlformats.org/drawingml/2006/main">
+              <a:graphicData uri="http://schemas.openxmlformats.org/drawingml/2006/picture">
+                <pic:pic xmlns:pic="http://schemas.openxmlformats.org/drawingml/2006/picture">
+                  <pic:nvPicPr>
+                    <pic:cNvPr id="5" name="c2.png"/>
+                    <pic:cNvPicPr/>
+                  </pic:nvPicPr>
+                  <pic:blipFill>
+                    <a:blip r:embed="rId10">
+                      <a:extLst>
+                        <a:ext uri="{28A0092B-C50C-407E-A947-70E740481C1C}">
+                          <a14:useLocalDpi xmlns:a14="http://schemas.microsoft.com/office/drawing/2010/main" val="0"/>
+                        </a:ext>
+                      </a:extLst>
+                    </a:blip>
+                    <a:stretch>
+                      <a:fillRect/>
+                    </a:stretch>
+                  </pic:blipFill>
+                  <pic:spPr>
+                    <a:xfrm>
+                      <a:off x="0" y="0"/>
+                      <a:ext cx="5760085" cy="3238500"/>
+                    </a:xfrm>
+                    <a:prstGeom prst="rect">
+                      <a:avLst/>
+                    </a:prstGeom>
+                  </pic:spPr>
+                </pic:pic>
+              </a:graphicData>
+            </a:graphic>
+          </wp:inline>
+        </w:drawing>
+      </w:r>
+    </w:p>
+    <w:p>
+      <w:pPr>
+        <w:pStyle w:val="Titre2"/>
+        <w:spacing w:before="360" w:after="240"/>
+      </w:pPr>
+      <w:r>
         <w:t>Annexe 3 : Modélisation de la base de données</w:t>
       </w:r>
     </w:p>
@@ -5201,22 +5142,153 @@
       <w:pPr>
         <w:spacing w:after="200"/>
         <w:jc w:val="both"/>
-      </w:pPr>
-      <w:r>
+        <w:rPr>
+          <w:b/>
+          <w:bCs/>
+        </w:rPr>
+      </w:pPr>
+      <w:r>
+        <w:rPr>
+          <w:b/>
+          <w:bCs/>
+        </w:rPr>
+        <w:t>1.MCD</w:t>
+      </w:r>
+    </w:p>
+    <w:p>
+      <w:pPr>
+        <w:spacing w:after="200"/>
+        <w:jc w:val="both"/>
+        <w:rPr>
+          <w:b/>
+          <w:bCs/>
+        </w:rPr>
+      </w:pPr>
+      <w:r>
+        <w:rPr>
+          <w:b/>
+          <w:bCs/>
+          <w:noProof/>
+        </w:rPr>
+        <w:drawing>
+          <wp:inline distT="0" distB="0" distL="0" distR="0">
+            <wp:extent cx="5812155" cy="3688423"/>
+            <wp:effectExtent l="0" t="0" r="0" b="7620"/>
+            <wp:docPr id="3" name="Image 3"/>
+            <wp:cNvGraphicFramePr>
+              <a:graphicFrameLocks xmlns:a="http://schemas.openxmlformats.org/drawingml/2006/main" noChangeAspect="1"/>
+            </wp:cNvGraphicFramePr>
+            <a:graphic xmlns:a="http://schemas.openxmlformats.org/drawingml/2006/main">
+              <a:graphicData uri="http://schemas.openxmlformats.org/drawingml/2006/picture">
+                <pic:pic xmlns:pic="http://schemas.openxmlformats.org/drawingml/2006/picture">
+                  <pic:nvPicPr>
+                    <pic:cNvPr id="3" name="MCD.jpg"/>
+                    <pic:cNvPicPr/>
+                  </pic:nvPicPr>
+                  <pic:blipFill>
+                    <a:blip r:embed="rId11">
+                      <a:extLst>
+                        <a:ext uri="{28A0092B-C50C-407E-A947-70E740481C1C}">
+                          <a14:useLocalDpi xmlns:a14="http://schemas.microsoft.com/office/drawing/2010/main" val="0"/>
+                        </a:ext>
+                      </a:extLst>
+                    </a:blip>
+                    <a:stretch>
+                      <a:fillRect/>
+                    </a:stretch>
+                  </pic:blipFill>
+                  <pic:spPr>
+                    <a:xfrm>
+                      <a:off x="0" y="0"/>
+                      <a:ext cx="5845489" cy="3709577"/>
+                    </a:xfrm>
+                    <a:prstGeom prst="rect">
+                      <a:avLst/>
+                    </a:prstGeom>
+                  </pic:spPr>
+                </pic:pic>
+              </a:graphicData>
+            </a:graphic>
+          </wp:inline>
+        </w:drawing>
+      </w:r>
+    </w:p>
+    <w:p>
+      <w:pPr>
+        <w:rPr>
+          <w:b/>
+          <w:bCs/>
+        </w:rPr>
+      </w:pPr>
+      <w:r>
+        <w:rPr>
+          <w:b/>
+          <w:bCs/>
+        </w:rPr>
         <w:lastRenderedPageBreak/>
-        <w:t xml:space="preserve">[Emplacement réservé — Diagramme entité-association (Looping) du schéma de la base de données </w:t>
-      </w:r>
-      <w:proofErr w:type="spellStart"/>
-      <w:r>
-        <w:t>PulmoCare</w:t>
-      </w:r>
-      <w:proofErr w:type="spellEnd"/>
-      <w:r>
-        <w:t xml:space="preserve"> IA]</w:t>
-      </w:r>
+        <w:t>2. MLD</w:t>
+      </w:r>
+      <w:bookmarkStart w:id="0" w:name="_GoBack"/>
+      <w:bookmarkEnd w:id="0"/>
+      <w:r>
+        <w:rPr>
+          <w:b/>
+          <w:bCs/>
+          <w:noProof/>
+        </w:rPr>
+        <w:drawing>
+          <wp:inline distT="0" distB="0" distL="0" distR="0" wp14:anchorId="56AB4BE4" wp14:editId="048B3F07">
+            <wp:extent cx="5760085" cy="3698697"/>
+            <wp:effectExtent l="0" t="0" r="0" b="0"/>
+            <wp:docPr id="4" name="Image 4"/>
+            <wp:cNvGraphicFramePr>
+              <a:graphicFrameLocks xmlns:a="http://schemas.openxmlformats.org/drawingml/2006/main" noChangeAspect="1"/>
+            </wp:cNvGraphicFramePr>
+            <a:graphic xmlns:a="http://schemas.openxmlformats.org/drawingml/2006/main">
+              <a:graphicData uri="http://schemas.openxmlformats.org/drawingml/2006/picture">
+                <pic:pic xmlns:pic="http://schemas.openxmlformats.org/drawingml/2006/picture">
+                  <pic:nvPicPr>
+                    <pic:cNvPr id="4" name="MLD.jpg"/>
+                    <pic:cNvPicPr/>
+                  </pic:nvPicPr>
+                  <pic:blipFill>
+                    <a:blip r:embed="rId12">
+                      <a:extLst>
+                        <a:ext uri="{28A0092B-C50C-407E-A947-70E740481C1C}">
+                          <a14:useLocalDpi xmlns:a14="http://schemas.microsoft.com/office/drawing/2010/main" val="0"/>
+                        </a:ext>
+                      </a:extLst>
+                    </a:blip>
+                    <a:stretch>
+                      <a:fillRect/>
+                    </a:stretch>
+                  </pic:blipFill>
+                  <pic:spPr>
+                    <a:xfrm>
+                      <a:off x="0" y="0"/>
+                      <a:ext cx="5764972" cy="3701835"/>
+                    </a:xfrm>
+                    <a:prstGeom prst="rect">
+                      <a:avLst/>
+                    </a:prstGeom>
+                  </pic:spPr>
+                </pic:pic>
+              </a:graphicData>
+            </a:graphic>
+          </wp:inline>
+        </w:drawing>
+      </w:r>
+    </w:p>
+    <w:p>
+      <w:pPr>
+        <w:rPr>
+          <w:b/>
+          <w:bCs/>
+        </w:rPr>
+      </w:pPr>
     </w:p>
     <w:sectPr>
-      <w:footerReference w:type="default" r:id="rId9"/>
+      <w:footerReference w:type="default" r:id="rId13"/>
       <w:pgSz w:w="11906" w:h="16838"/>
       <w:pgMar w:top="1418" w:right="1134" w:bottom="1418" w:left="1701" w:header="708" w:footer="708" w:gutter="0"/>
       <w:cols w:space="720"/>
@@ -5330,7 +5402,7 @@
         <w:sz w:val="20"/>
         <w:szCs w:val="20"/>
       </w:rPr>
-      <w:t>20</w:t>
+      <w:t>22</w:t>
     </w:r>
     <w:r>
       <w:rPr>
@@ -6120,6 +6192,50 @@
       <w:szCs w:val="20"/>
     </w:rPr>
   </w:style>
+  <w:style w:type="paragraph" w:styleId="En-tte">
+    <w:name w:val="header"/>
+    <w:basedOn w:val="Normal"/>
+    <w:link w:val="En-tteCar"/>
+    <w:uiPriority w:val="99"/>
+    <w:unhideWhenUsed/>
+    <w:rsid w:val="00512C91"/>
+    <w:pPr>
+      <w:tabs>
+        <w:tab w:val="center" w:pos="4153"/>
+        <w:tab w:val="right" w:pos="8306"/>
+      </w:tabs>
+      <w:spacing w:line="240" w:lineRule="auto"/>
+    </w:pPr>
+  </w:style>
+  <w:style w:type="character" w:customStyle="1" w:styleId="En-tteCar">
+    <w:name w:val="En-tête Car"/>
+    <w:basedOn w:val="Policepardfaut"/>
+    <w:link w:val="En-tte"/>
+    <w:uiPriority w:val="99"/>
+    <w:rsid w:val="00512C91"/>
+  </w:style>
+  <w:style w:type="paragraph" w:styleId="Pieddepage">
+    <w:name w:val="footer"/>
+    <w:basedOn w:val="Normal"/>
+    <w:link w:val="PieddepageCar"/>
+    <w:uiPriority w:val="99"/>
+    <w:unhideWhenUsed/>
+    <w:rsid w:val="00512C91"/>
+    <w:pPr>
+      <w:tabs>
+        <w:tab w:val="center" w:pos="4153"/>
+        <w:tab w:val="right" w:pos="8306"/>
+      </w:tabs>
+      <w:spacing w:line="240" w:lineRule="auto"/>
+    </w:pPr>
+  </w:style>
+  <w:style w:type="character" w:customStyle="1" w:styleId="PieddepageCar">
+    <w:name w:val="Pied de page Car"/>
+    <w:basedOn w:val="Policepardfaut"/>
+    <w:link w:val="Pieddepage"/>
+    <w:uiPriority w:val="99"/>
+    <w:rsid w:val="00512C91"/>
+  </w:style>
 </w:styles>
 </file>
 
